--- a/klagomål/A 11754-2024 FSC-klagomål.docx
+++ b/klagomål/A 11754-2024 FSC-klagomål.docx
@@ -937,7 +937,7 @@
     <w:r>
       <w:tab/>
       <w:tab/>
-      <w:t>2025-01-16</w:t>
+      <w:t>2025-01-17</w:t>
       <w:br/>
       <w:br/>
     </w:r>

--- a/klagomål/A 11754-2024 FSC-klagomål.docx
+++ b/klagomål/A 11754-2024 FSC-klagomål.docx
@@ -937,7 +937,7 @@
     <w:r>
       <w:tab/>
       <w:tab/>
-      <w:t>2025-01-17</w:t>
+      <w:t>2025-01-18</w:t>
       <w:br/>
       <w:br/>
     </w:r>

--- a/klagomål/A 11754-2024 FSC-klagomål.docx
+++ b/klagomål/A 11754-2024 FSC-klagomål.docx
@@ -937,7 +937,7 @@
     <w:r>
       <w:tab/>
       <w:tab/>
-      <w:t>2025-01-18</w:t>
+      <w:t>2025-01-19</w:t>
       <w:br/>
       <w:br/>
     </w:r>

--- a/klagomål/A 11754-2024 FSC-klagomål.docx
+++ b/klagomål/A 11754-2024 FSC-klagomål.docx
@@ -937,7 +937,7 @@
     <w:r>
       <w:tab/>
       <w:tab/>
-      <w:t>2025-01-30</w:t>
+      <w:t>2025-01-31</w:t>
       <w:br/>
       <w:br/>
     </w:r>

--- a/klagomål/A 11754-2024 FSC-klagomål.docx
+++ b/klagomål/A 11754-2024 FSC-klagomål.docx
@@ -937,7 +937,7 @@
     <w:r>
       <w:tab/>
       <w:tab/>
-      <w:t>2025-01-31</w:t>
+      <w:t>2025-02-02</w:t>
       <w:br/>
       <w:br/>
     </w:r>

--- a/klagomål/A 11754-2024 FSC-klagomål.docx
+++ b/klagomål/A 11754-2024 FSC-klagomål.docx
@@ -937,7 +937,7 @@
     <w:r>
       <w:tab/>
       <w:tab/>
-      <w:t>2025-02-02</w:t>
+      <w:t>2025-02-03</w:t>
       <w:br/>
       <w:br/>
     </w:r>

--- a/klagomål/A 11754-2024 FSC-klagomål.docx
+++ b/klagomål/A 11754-2024 FSC-klagomål.docx
@@ -937,7 +937,7 @@
     <w:r>
       <w:tab/>
       <w:tab/>
-      <w:t>2025-02-03</w:t>
+      <w:t>2025-02-04</w:t>
       <w:br/>
       <w:br/>
     </w:r>

--- a/klagomål/A 11754-2024 FSC-klagomål.docx
+++ b/klagomål/A 11754-2024 FSC-klagomål.docx
@@ -937,7 +937,7 @@
     <w:r>
       <w:tab/>
       <w:tab/>
-      <w:t>2025-02-04</w:t>
+      <w:t>2025-02-05</w:t>
       <w:br/>
       <w:br/>
     </w:r>

--- a/klagomål/A 11754-2024 FSC-klagomål.docx
+++ b/klagomål/A 11754-2024 FSC-klagomål.docx
@@ -937,7 +937,7 @@
     <w:r>
       <w:tab/>
       <w:tab/>
-      <w:t>2025-02-05</w:t>
+      <w:t>2025-02-06</w:t>
       <w:br/>
       <w:br/>
     </w:r>

--- a/klagomål/A 11754-2024 FSC-klagomål.docx
+++ b/klagomål/A 11754-2024 FSC-klagomål.docx
@@ -937,7 +937,7 @@
     <w:r>
       <w:tab/>
       <w:tab/>
-      <w:t>2025-02-06</w:t>
+      <w:t>2025-02-07</w:t>
       <w:br/>
       <w:br/>
     </w:r>

--- a/klagomål/A 11754-2024 FSC-klagomål.docx
+++ b/klagomål/A 11754-2024 FSC-klagomål.docx
@@ -937,7 +937,7 @@
     <w:r>
       <w:tab/>
       <w:tab/>
-      <w:t>2025-02-07</w:t>
+      <w:t>2025-02-08</w:t>
       <w:br/>
       <w:br/>
     </w:r>

--- a/klagomål/A 11754-2024 FSC-klagomål.docx
+++ b/klagomål/A 11754-2024 FSC-klagomål.docx
@@ -937,7 +937,7 @@
     <w:r>
       <w:tab/>
       <w:tab/>
-      <w:t>2025-02-08</w:t>
+      <w:t>2025-02-09</w:t>
       <w:br/>
       <w:br/>
     </w:r>

--- a/klagomål/A 11754-2024 FSC-klagomål.docx
+++ b/klagomål/A 11754-2024 FSC-klagomål.docx
@@ -937,7 +937,7 @@
     <w:r>
       <w:tab/>
       <w:tab/>
-      <w:t>2025-02-09</w:t>
+      <w:t>2025-02-10</w:t>
       <w:br/>
       <w:br/>
     </w:r>

--- a/klagomål/A 11754-2024 FSC-klagomål.docx
+++ b/klagomål/A 11754-2024 FSC-klagomål.docx
@@ -937,7 +937,7 @@
     <w:r>
       <w:tab/>
       <w:tab/>
-      <w:t>2025-02-10</w:t>
+      <w:t>2025-02-11</w:t>
       <w:br/>
       <w:br/>
     </w:r>

--- a/klagomål/A 11754-2024 FSC-klagomål.docx
+++ b/klagomål/A 11754-2024 FSC-klagomål.docx
@@ -937,7 +937,7 @@
     <w:r>
       <w:tab/>
       <w:tab/>
-      <w:t>2025-02-11</w:t>
+      <w:t>2025-02-12</w:t>
       <w:br/>
       <w:br/>
     </w:r>

--- a/klagomål/A 11754-2024 FSC-klagomål.docx
+++ b/klagomål/A 11754-2024 FSC-klagomål.docx
@@ -937,7 +937,7 @@
     <w:r>
       <w:tab/>
       <w:tab/>
-      <w:t>2025-02-12</w:t>
+      <w:t>2025-02-13</w:t>
       <w:br/>
       <w:br/>
     </w:r>

--- a/klagomål/A 11754-2024 FSC-klagomål.docx
+++ b/klagomål/A 11754-2024 FSC-klagomål.docx
@@ -937,7 +937,7 @@
     <w:r>
       <w:tab/>
       <w:tab/>
-      <w:t>2025-02-13</w:t>
+      <w:t>2025-02-14</w:t>
       <w:br/>
       <w:br/>
     </w:r>

--- a/klagomål/A 11754-2024 FSC-klagomål.docx
+++ b/klagomål/A 11754-2024 FSC-klagomål.docx
@@ -937,7 +937,7 @@
     <w:r>
       <w:tab/>
       <w:tab/>
-      <w:t>2025-02-14</w:t>
+      <w:t>2025-02-15</w:t>
       <w:br/>
       <w:br/>
     </w:r>

--- a/klagomål/A 11754-2024 FSC-klagomål.docx
+++ b/klagomål/A 11754-2024 FSC-klagomål.docx
@@ -937,7 +937,7 @@
     <w:r>
       <w:tab/>
       <w:tab/>
-      <w:t>2025-02-15</w:t>
+      <w:t>2025-02-16</w:t>
       <w:br/>
       <w:br/>
     </w:r>

--- a/klagomål/A 11754-2024 FSC-klagomål.docx
+++ b/klagomål/A 11754-2024 FSC-klagomål.docx
@@ -937,7 +937,7 @@
     <w:r>
       <w:tab/>
       <w:tab/>
-      <w:t>2025-02-16</w:t>
+      <w:t>2025-02-17</w:t>
       <w:br/>
       <w:br/>
     </w:r>

--- a/klagomål/A 11754-2024 FSC-klagomål.docx
+++ b/klagomål/A 11754-2024 FSC-klagomål.docx
@@ -937,7 +937,7 @@
     <w:r>
       <w:tab/>
       <w:tab/>
-      <w:t>2025-02-17</w:t>
+      <w:t>2025-02-18</w:t>
       <w:br/>
       <w:br/>
     </w:r>

--- a/klagomål/A 11754-2024 FSC-klagomål.docx
+++ b/klagomål/A 11754-2024 FSC-klagomål.docx
@@ -937,7 +937,7 @@
     <w:r>
       <w:tab/>
       <w:tab/>
-      <w:t>2025-02-18</w:t>
+      <w:t>2025-02-19</w:t>
       <w:br/>
       <w:br/>
     </w:r>

--- a/klagomål/A 11754-2024 FSC-klagomål.docx
+++ b/klagomål/A 11754-2024 FSC-klagomål.docx
@@ -937,7 +937,7 @@
     <w:r>
       <w:tab/>
       <w:tab/>
-      <w:t>2025-02-19</w:t>
+      <w:t>2025-02-20</w:t>
       <w:br/>
       <w:br/>
     </w:r>

--- a/klagomål/A 11754-2024 FSC-klagomål.docx
+++ b/klagomål/A 11754-2024 FSC-klagomål.docx
@@ -937,7 +937,7 @@
     <w:r>
       <w:tab/>
       <w:tab/>
-      <w:t>2025-02-20</w:t>
+      <w:t>2025-02-21</w:t>
       <w:br/>
       <w:br/>
     </w:r>

--- a/klagomål/A 11754-2024 FSC-klagomål.docx
+++ b/klagomål/A 11754-2024 FSC-klagomål.docx
@@ -937,7 +937,7 @@
     <w:r>
       <w:tab/>
       <w:tab/>
-      <w:t>2025-02-21</w:t>
+      <w:t>2025-02-22</w:t>
       <w:br/>
       <w:br/>
     </w:r>

--- a/klagomål/A 11754-2024 FSC-klagomål.docx
+++ b/klagomål/A 11754-2024 FSC-klagomål.docx
@@ -937,7 +937,7 @@
     <w:r>
       <w:tab/>
       <w:tab/>
-      <w:t>2025-02-22</w:t>
+      <w:t>2025-02-23</w:t>
       <w:br/>
       <w:br/>
     </w:r>

--- a/klagomål/A 11754-2024 FSC-klagomål.docx
+++ b/klagomål/A 11754-2024 FSC-klagomål.docx
@@ -937,7 +937,7 @@
     <w:r>
       <w:tab/>
       <w:tab/>
-      <w:t>2025-02-23</w:t>
+      <w:t>2025-02-24</w:t>
       <w:br/>
       <w:br/>
     </w:r>

--- a/klagomål/A 11754-2024 FSC-klagomål.docx
+++ b/klagomål/A 11754-2024 FSC-klagomål.docx
@@ -937,7 +937,7 @@
     <w:r>
       <w:tab/>
       <w:tab/>
-      <w:t>2025-03-02</w:t>
+      <w:t>2025-03-03</w:t>
       <w:br/>
       <w:br/>
     </w:r>

--- a/klagomål/A 11754-2024 FSC-klagomål.docx
+++ b/klagomål/A 11754-2024 FSC-klagomål.docx
@@ -937,7 +937,7 @@
     <w:r>
       <w:tab/>
       <w:tab/>
-      <w:t>2025-03-03</w:t>
+      <w:t>2025-03-04</w:t>
       <w:br/>
       <w:br/>
     </w:r>

--- a/klagomål/A 11754-2024 FSC-klagomål.docx
+++ b/klagomål/A 11754-2024 FSC-klagomål.docx
@@ -937,7 +937,7 @@
     <w:r>
       <w:tab/>
       <w:tab/>
-      <w:t>2025-03-04</w:t>
+      <w:t>2025-03-05</w:t>
       <w:br/>
       <w:br/>
     </w:r>

--- a/klagomål/A 11754-2024 FSC-klagomål.docx
+++ b/klagomål/A 11754-2024 FSC-klagomål.docx
@@ -937,7 +937,7 @@
     <w:r>
       <w:tab/>
       <w:tab/>
-      <w:t>2025-03-05</w:t>
+      <w:t>2025-03-06</w:t>
       <w:br/>
       <w:br/>
     </w:r>

--- a/klagomål/A 11754-2024 FSC-klagomål.docx
+++ b/klagomål/A 11754-2024 FSC-klagomål.docx
@@ -937,7 +937,7 @@
     <w:r>
       <w:tab/>
       <w:tab/>
-      <w:t>2025-03-06</w:t>
+      <w:t>2025-03-07</w:t>
       <w:br/>
       <w:br/>
     </w:r>

--- a/klagomål/A 11754-2024 FSC-klagomål.docx
+++ b/klagomål/A 11754-2024 FSC-klagomål.docx
@@ -937,7 +937,7 @@
     <w:r>
       <w:tab/>
       <w:tab/>
-      <w:t>2025-03-07</w:t>
+      <w:t>2025-03-08</w:t>
       <w:br/>
       <w:br/>
     </w:r>

--- a/klagomål/A 11754-2024 FSC-klagomål.docx
+++ b/klagomål/A 11754-2024 FSC-klagomål.docx
@@ -937,7 +937,7 @@
     <w:r>
       <w:tab/>
       <w:tab/>
-      <w:t>2025-03-08</w:t>
+      <w:t>2025-03-09</w:t>
       <w:br/>
       <w:br/>
     </w:r>

--- a/klagomål/A 11754-2024 FSC-klagomål.docx
+++ b/klagomål/A 11754-2024 FSC-klagomål.docx
@@ -937,7 +937,7 @@
     <w:r>
       <w:tab/>
       <w:tab/>
-      <w:t>2025-03-09</w:t>
+      <w:t>2025-03-10</w:t>
       <w:br/>
       <w:br/>
     </w:r>

--- a/klagomål/A 11754-2024 FSC-klagomål.docx
+++ b/klagomål/A 11754-2024 FSC-klagomål.docx
@@ -937,7 +937,7 @@
     <w:r>
       <w:tab/>
       <w:tab/>
-      <w:t>2025-03-10</w:t>
+      <w:t>2025-03-11</w:t>
       <w:br/>
       <w:br/>
     </w:r>

--- a/klagomål/A 11754-2024 FSC-klagomål.docx
+++ b/klagomål/A 11754-2024 FSC-klagomål.docx
@@ -937,7 +937,7 @@
     <w:r>
       <w:tab/>
       <w:tab/>
-      <w:t>2025-03-11</w:t>
+      <w:t>2025-03-12</w:t>
       <w:br/>
       <w:br/>
     </w:r>

--- a/klagomål/A 11754-2024 FSC-klagomål.docx
+++ b/klagomål/A 11754-2024 FSC-klagomål.docx
@@ -937,7 +937,7 @@
     <w:r>
       <w:tab/>
       <w:tab/>
-      <w:t>2025-03-12</w:t>
+      <w:t>2025-03-13</w:t>
       <w:br/>
       <w:br/>
     </w:r>

--- a/klagomål/A 11754-2024 FSC-klagomål.docx
+++ b/klagomål/A 11754-2024 FSC-klagomål.docx
@@ -937,7 +937,7 @@
     <w:r>
       <w:tab/>
       <w:tab/>
-      <w:t>2025-03-13</w:t>
+      <w:t>2025-03-14</w:t>
       <w:br/>
       <w:br/>
     </w:r>

--- a/klagomål/A 11754-2024 FSC-klagomål.docx
+++ b/klagomål/A 11754-2024 FSC-klagomål.docx
@@ -937,7 +937,7 @@
     <w:r>
       <w:tab/>
       <w:tab/>
-      <w:t>2025-03-14</w:t>
+      <w:t>2025-03-15</w:t>
       <w:br/>
       <w:br/>
     </w:r>

--- a/klagomål/A 11754-2024 FSC-klagomål.docx
+++ b/klagomål/A 11754-2024 FSC-klagomål.docx
@@ -937,7 +937,7 @@
     <w:r>
       <w:tab/>
       <w:tab/>
-      <w:t>2025-03-15</w:t>
+      <w:t>2025-03-16</w:t>
       <w:br/>
       <w:br/>
     </w:r>

--- a/klagomål/A 11754-2024 FSC-klagomål.docx
+++ b/klagomål/A 11754-2024 FSC-klagomål.docx
@@ -937,7 +937,7 @@
     <w:r>
       <w:tab/>
       <w:tab/>
-      <w:t>2025-03-16</w:t>
+      <w:t>2025-03-17</w:t>
       <w:br/>
       <w:br/>
     </w:r>

--- a/klagomål/A 11754-2024 FSC-klagomål.docx
+++ b/klagomål/A 11754-2024 FSC-klagomål.docx
@@ -937,7 +937,7 @@
     <w:r>
       <w:tab/>
       <w:tab/>
-      <w:t>2025-03-17</w:t>
+      <w:t>2025-03-18</w:t>
       <w:br/>
       <w:br/>
     </w:r>

--- a/klagomål/A 11754-2024 FSC-klagomål.docx
+++ b/klagomål/A 11754-2024 FSC-klagomål.docx
@@ -937,7 +937,7 @@
     <w:r>
       <w:tab/>
       <w:tab/>
-      <w:t>2025-03-18</w:t>
+      <w:t>2025-03-19</w:t>
       <w:br/>
       <w:br/>
     </w:r>

--- a/klagomål/A 11754-2024 FSC-klagomål.docx
+++ b/klagomål/A 11754-2024 FSC-klagomål.docx
@@ -937,7 +937,7 @@
     <w:r>
       <w:tab/>
       <w:tab/>
-      <w:t>2025-03-19</w:t>
+      <w:t>2025-03-20</w:t>
       <w:br/>
       <w:br/>
     </w:r>

--- a/klagomål/A 11754-2024 FSC-klagomål.docx
+++ b/klagomål/A 11754-2024 FSC-klagomål.docx
@@ -937,7 +937,7 @@
     <w:r>
       <w:tab/>
       <w:tab/>
-      <w:t>2025-03-20</w:t>
+      <w:t>2025-03-21</w:t>
       <w:br/>
       <w:br/>
     </w:r>

--- a/klagomål/A 11754-2024 FSC-klagomål.docx
+++ b/klagomål/A 11754-2024 FSC-klagomål.docx
@@ -937,7 +937,7 @@
     <w:r>
       <w:tab/>
       <w:tab/>
-      <w:t>2025-03-21</w:t>
+      <w:t>2025-03-22</w:t>
       <w:br/>
       <w:br/>
     </w:r>

--- a/klagomål/A 11754-2024 FSC-klagomål.docx
+++ b/klagomål/A 11754-2024 FSC-klagomål.docx
@@ -937,7 +937,7 @@
     <w:r>
       <w:tab/>
       <w:tab/>
-      <w:t>2025-03-22</w:t>
+      <w:t>2025-03-23</w:t>
       <w:br/>
       <w:br/>
     </w:r>

--- a/klagomål/A 11754-2024 FSC-klagomål.docx
+++ b/klagomål/A 11754-2024 FSC-klagomål.docx
@@ -937,7 +937,7 @@
     <w:r>
       <w:tab/>
       <w:tab/>
-      <w:t>2025-03-23</w:t>
+      <w:t>2025-03-24</w:t>
       <w:br/>
       <w:br/>
     </w:r>

--- a/klagomål/A 11754-2024 FSC-klagomål.docx
+++ b/klagomål/A 11754-2024 FSC-klagomål.docx
@@ -937,7 +937,7 @@
     <w:r>
       <w:tab/>
       <w:tab/>
-      <w:t>2025-03-24</w:t>
+      <w:t>2025-03-25</w:t>
       <w:br/>
       <w:br/>
     </w:r>

--- a/klagomål/A 11754-2024 FSC-klagomål.docx
+++ b/klagomål/A 11754-2024 FSC-klagomål.docx
@@ -937,7 +937,7 @@
     <w:r>
       <w:tab/>
       <w:tab/>
-      <w:t>2025-03-25</w:t>
+      <w:t>2025-03-26</w:t>
       <w:br/>
       <w:br/>
     </w:r>

--- a/klagomål/A 11754-2024 FSC-klagomål.docx
+++ b/klagomål/A 11754-2024 FSC-klagomål.docx
@@ -937,7 +937,7 @@
     <w:r>
       <w:tab/>
       <w:tab/>
-      <w:t>2025-03-26</w:t>
+      <w:t>2025-03-27</w:t>
       <w:br/>
       <w:br/>
     </w:r>

--- a/klagomål/A 11754-2024 FSC-klagomål.docx
+++ b/klagomål/A 11754-2024 FSC-klagomål.docx
@@ -937,7 +937,7 @@
     <w:r>
       <w:tab/>
       <w:tab/>
-      <w:t>2025-03-27</w:t>
+      <w:t>2025-03-28</w:t>
       <w:br/>
       <w:br/>
     </w:r>

--- a/klagomål/A 11754-2024 FSC-klagomål.docx
+++ b/klagomål/A 11754-2024 FSC-klagomål.docx
@@ -937,7 +937,7 @@
     <w:r>
       <w:tab/>
       <w:tab/>
-      <w:t>2025-03-28</w:t>
+      <w:t>2025-03-29</w:t>
       <w:br/>
       <w:br/>
     </w:r>

--- a/klagomål/A 11754-2024 FSC-klagomål.docx
+++ b/klagomål/A 11754-2024 FSC-klagomål.docx
@@ -937,7 +937,7 @@
     <w:r>
       <w:tab/>
       <w:tab/>
-      <w:t>2025-04-02</w:t>
+      <w:t>2025-04-03</w:t>
       <w:br/>
       <w:br/>
     </w:r>

--- a/klagomål/A 11754-2024 FSC-klagomål.docx
+++ b/klagomål/A 11754-2024 FSC-klagomål.docx
@@ -937,7 +937,7 @@
     <w:r>
       <w:tab/>
       <w:tab/>
-      <w:t>2025-04-03</w:t>
+      <w:t>2025-04-05</w:t>
       <w:br/>
       <w:br/>
     </w:r>

--- a/klagomål/A 11754-2024 FSC-klagomål.docx
+++ b/klagomål/A 11754-2024 FSC-klagomål.docx
@@ -937,7 +937,7 @@
     <w:r>
       <w:tab/>
       <w:tab/>
-      <w:t>2025-04-05</w:t>
+      <w:t>2025-04-06</w:t>
       <w:br/>
       <w:br/>
     </w:r>

--- a/klagomål/A 11754-2024 FSC-klagomål.docx
+++ b/klagomål/A 11754-2024 FSC-klagomål.docx
@@ -937,7 +937,7 @@
     <w:r>
       <w:tab/>
       <w:tab/>
-      <w:t>2025-04-06</w:t>
+      <w:t>2025-04-07</w:t>
       <w:br/>
       <w:br/>
     </w:r>

--- a/klagomål/A 11754-2024 FSC-klagomål.docx
+++ b/klagomål/A 11754-2024 FSC-klagomål.docx
@@ -937,7 +937,7 @@
     <w:r>
       <w:tab/>
       <w:tab/>
-      <w:t>2025-04-07</w:t>
+      <w:t>2025-04-08</w:t>
       <w:br/>
       <w:br/>
     </w:r>

--- a/klagomål/A 11754-2024 FSC-klagomål.docx
+++ b/klagomål/A 11754-2024 FSC-klagomål.docx
@@ -937,7 +937,7 @@
     <w:r>
       <w:tab/>
       <w:tab/>
-      <w:t>2025-04-08</w:t>
+      <w:t>2025-04-09</w:t>
       <w:br/>
       <w:br/>
     </w:r>

--- a/klagomål/A 11754-2024 FSC-klagomål.docx
+++ b/klagomål/A 11754-2024 FSC-klagomål.docx
@@ -247,30 +247,14 @@
       </w:r>
     </w:p>
     <w:p>
-      <w:pPr>
-        <w:pStyle w:val="Heading1"/>
-      </w:pPr>
-      <w:r>
-        <w:t>Fridlysta arter</w:t>
-      </w:r>
-    </w:p>
-    <w:p>
-      <w:r>
-        <w:t>Följande fridlysta arter har sina livsmiljöer och växtplatser i den avverkningsanmälda skogen: spillkråka (NT, §4) och tretåig hackspett (NT, §4).</w:t>
-      </w:r>
-    </w:p>
-    <w:p>
-      <w:r>
-        <w:t xml:space="preserve">Observera att medlemsländerna är skyldiga att agera i enlighet med EU:s fågeldirektiv där det uttryckligen står att direktivet gäller för fåglar samt för deras ägg, bon och </w:t>
-      </w:r>
       <w:r>
         <w:rPr>
           <w:b/>
         </w:rPr>
-        <w:t xml:space="preserve">livsmiljöer </w:t>
-      </w:r>
-      <w:r>
-        <w:t>(artikel 1). Vidare att de åtgärder som vidtas inte får leda till en försämring av den nuvarande situationen beträffande bevarandet av de fågelarter som avses i artikel 1 (artikel 13). Fågeldirektivet är styrande för tillsynsansvariga myndigheters ärendehantering, ställningstaganden och beslutsfattande.</w:t>
+        <w:t>Garnlav (NT)</w:t>
+      </w:r>
+      <w:r>
+        <w:t xml:space="preserve"> är en utpräglad barrskogsart som ibland kan drapera träden i norrländska grannaturskogar med hög luftfuktighet. Den förekommer även i talldominerade bestånd där den, förutom i trädens grenverk, påträffas hängande över ojämnheter i tallbarken. Arten har minskat starkt i södra och mellersta Sverige och den minskar även i sitt nordliga utbredningsområde. Orsaken till tillbakagången beror främst på slutavverkningar av naturskogsartade skogar. Bestånd med riklig förekomst bör regelmässigt sparas. Garnlav är värdväxt för den mycket sällsynta och akut hotade fjärilen barrskogslavfly (CR) som hör hemma i boreala barrskogar med riklig förekomst av värdväxten. Tidigare kunde arten konstateras årligen på flera platser vid Dala-Floda i Dalarna innan lokalerna kalavverkades. Senaste fyndet i landet av barrskogslavfly är från år 2000 då den påträffades vid Högberget i Sollefteå kommun (SLU Artdatabanken, 2024).</w:t>
       </w:r>
     </w:p>
     <w:p>
@@ -278,26 +262,28 @@
         <w:rPr>
           <w:b/>
         </w:rPr>
-        <w:t>Spillkråka (NT, §4)</w:t>
-      </w:r>
-      <w:r>
-        <w:t xml:space="preserve"> är rödlistad som nära hotad och ingår i bilaga 1 i EU:s fågeldirektiv. Den minskar i population på grund av minskad tillgång på lämpliga bo- och födoträd och minskad födotillgång. Spillkråkans minskningstakt har uppgått till 19 (24–10) % under de senaste 15 åren. Minskningstakten för den svenska populationen bedöms vara nära gränsvärdet för Sårbar (VU) (A2bc). Skogsbruk med korta omloppstider och täta, homogena ungskogar utgör det största hotet, (SLU Artdatabanken, 2023).</w:t>
-      </w:r>
-    </w:p>
-    <w:p>
+        <w:t>Ullticka (NT)</w:t>
+      </w:r>
+      <w:r>
+        <w:t xml:space="preserve"> är knuten till restbestånd av barrnaturskog och förekommer med ett tydligt optimum i orörda eller måttligt påverkade gamla granskogar där det föreligger viss kontinuitet av grov död ved. Ullticka är en bra signalart inom hela sitt utbredningsområde och i södra Sverige är den sällsynt och en god signalart för skyddsvärda granskogsmiljöer. Den hotas av avverkning och fragmentering av naturskog och äldre granskog med lång trädkontinuitet. På ullticka kan ibland ulltickeporing (VU) påträffas - det är en sällsynt ticka som nyligen delats upp i tre olika arter: </w:t>
+      </w:r>
       <w:r>
         <w:rPr>
-          <w:b/>
+          <w:i/>
         </w:rPr>
-        <w:t>Tretåig hackspett (NT, §4)</w:t>
-      </w:r>
-      <w:r>
-        <w:t xml:space="preserve"> är rödlistad som nära hotad och ingår i bilaga 1 i EU:s fågeldirektiv. Tretåig hackspett är för sin överlevnad beroende av kontinuerlig tillförsel av äldre döende och död ved, som sker genom naturliga självgallringsprocesser i äldre grannaturskogar och barrblandade naturskogar. Om en skog genom skogsbruk gallras eller glesas ur så upphör och uteblir i stort sett den naturliga självgallringsprocessen för mycket lång tid framöver vilket omöjliggör upprätthållandet av den kontinuerliga ekologiska funktionen i ett område. Det finns studier som visar att naturskogens självgallringsprocess som den tretåiga hackspetten är beroende av, inte kan ersättas med efterlämnad hänsyn i skogsbruket (Imbeau &amp; Desrochers, 2002). Storleken på häckningsreviret varierar med skogstypen, förekomsten av död ved och graden av fragmentering, men är i allmänhet i storleksordningen 25–100 hektar. Vintertid krävs ofta betydligt större områden och det finns studier som antyder att arten behöver minst 100 hektar äldre skog. I områden med låg bonitet kan det behövas över 200 hektar lämpligt habitat för att ett par ska kunna reproducera sig (Skogsstyrelsen, 2016).</w:t>
-      </w:r>
-    </w:p>
-    <w:p>
-      <w:r>
-        <w:t>I BILAGA 1 finns mer detaljerad information om ekologi samt krav på livsmiljö hos fridlysta arter.</w:t>
+        <w:t xml:space="preserve">Skeletocutis brevispora </w:t>
+      </w:r>
+      <w:r>
+        <w:t>(ulltickeporing)</w:t>
+      </w:r>
+      <w:r>
+        <w:rPr>
+          <w:i/>
+        </w:rPr>
+        <w:t>, Skeletocutis delicata och Skeletocutis exilis</w:t>
+      </w:r>
+      <w:r>
+        <w:t>. De två sistnämnda arterna står för närvarande (2020) som ej bedömda i rödlistan (SLU Artdatabanken, 2024; Nitare &amp; Skogsstyrelsen, 2019; Miettinen &amp; Niemelä, 2018).</w:t>
       </w:r>
     </w:p>
     <w:p>
@@ -305,6 +291,60 @@
         <w:pStyle w:val="Heading1"/>
       </w:pPr>
       <w:r>
+        <w:t>Fridlysta arter</w:t>
+      </w:r>
+    </w:p>
+    <w:p>
+      <w:r>
+        <w:t>Följande fridlysta arter har sina livsmiljöer och växtplatser i den avverkningsanmälda skogen: spillkråka (NT, §4) och tretåig hackspett (NT, §4).</w:t>
+      </w:r>
+    </w:p>
+    <w:p>
+      <w:r>
+        <w:t xml:space="preserve">Observera att medlemsländerna är skyldiga att agera i enlighet med EU:s fågeldirektiv där det uttryckligen står att direktivet gäller för fåglar samt för deras ägg, bon och </w:t>
+      </w:r>
+      <w:r>
+        <w:rPr>
+          <w:b/>
+        </w:rPr>
+        <w:t xml:space="preserve">livsmiljöer </w:t>
+      </w:r>
+      <w:r>
+        <w:t>(artikel 1). Vidare att de åtgärder som vidtas inte får leda till en försämring av den nuvarande situationen beträffande bevarandet av de fågelarter som avses i artikel 1 (artikel 13). Fågeldirektivet är styrande för tillsynsansvariga myndigheters ärendehantering, ställningstaganden och beslutsfattande.</w:t>
+      </w:r>
+    </w:p>
+    <w:p>
+      <w:r>
+        <w:rPr>
+          <w:b/>
+        </w:rPr>
+        <w:t>Spillkråka (NT, §4)</w:t>
+      </w:r>
+      <w:r>
+        <w:t xml:space="preserve"> är rödlistad som nära hotad och ingår i bilaga 1 i EU:s fågeldirektiv. Den minskar i population på grund av minskad tillgång på lämpliga bo- och födoträd och minskad födotillgång. Spillkråkans minskningstakt har uppgått till 19 (24–10) % under de senaste 15 åren. Minskningstakten för den svenska populationen bedöms vara nära gränsvärdet för Sårbar (VU) (A2bc). Skogsbruk med korta omloppstider och täta, homogena ungskogar utgör det största hotet, (SLU Artdatabanken, 2023).</w:t>
+      </w:r>
+    </w:p>
+    <w:p>
+      <w:r>
+        <w:rPr>
+          <w:b/>
+        </w:rPr>
+        <w:t>Tretåig hackspett (NT, §4)</w:t>
+      </w:r>
+      <w:r>
+        <w:t xml:space="preserve"> är rödlistad som nära hotad och ingår i bilaga 1 i EU:s fågeldirektiv. Tretåig hackspett är för sin överlevnad beroende av kontinuerlig tillförsel av äldre döende och död ved, som sker genom naturliga självgallringsprocesser i äldre grannaturskogar och barrblandade naturskogar. Om en skog genom skogsbruk gallras eller glesas ur så upphör och uteblir i stort sett den naturliga självgallringsprocessen för mycket lång tid framöver vilket omöjliggör upprätthållandet av den kontinuerliga ekologiska funktionen i ett område. Det finns studier som visar att naturskogens självgallringsprocess som den tretåiga hackspetten är beroende av, inte kan ersättas med efterlämnad hänsyn i skogsbruket (Imbeau &amp; Desrochers, 2002). Storleken på häckningsreviret varierar med skogstypen, förekomsten av död ved och graden av fragmentering, men är i allmänhet i storleksordningen 25–100 hektar. Vintertid krävs ofta betydligt större områden och det finns studier som antyder att arten behöver minst 100 hektar äldre skog. I områden med låg bonitet kan det behövas över 200 hektar lämpligt habitat för att ett par ska kunna reproducera sig (Skogsstyrelsen, 2016).</w:t>
+      </w:r>
+    </w:p>
+    <w:p>
+      <w:r>
+        <w:t>I BILAGA 1 finns mer detaljerad information om ekologi samt krav på livsmiljö hos fridlysta arter.</w:t>
+      </w:r>
+    </w:p>
+    <w:p>
+      <w:pPr>
+        <w:pStyle w:val="Heading1"/>
+      </w:pPr>
+      <w:r>
         <w:t>Certifiering</w:t>
       </w:r>
     </w:p>
@@ -681,7 +721,7 @@
     </w:p>
     <w:p>
       <w:r>
-        <w:t xml:space="preserve">Permanenta revir av tretåig hackspett karaktäriseras ofta av artens typiska ringformigt ordnade hackmärken på framför allt gamla granar. För att säkerställa att inte revir av tretåig hackspett drabbas av avverkningsplanerna bör en inventering göras i området både under häckningstid och under vintern, då arten utnyttjar betydligt större områden än under sommarens häckningsrevir. Storleken på häckningsreviret varierar med skogstypen, förekomsten av död ved och graden av fragmentering, men är i allmänhet i storleksordningen 25–100 hektar. </w:t>
+        <w:t>Permanenta revir av tretåig hackspett karaktäriseras ofta av artens typiska ringformigt ordnade hackmärken på framför allt gamla granar. För att säkerställa att inte revir av tretåig hackspett drabbas av avverkningsplanerna bör en inventering göras i området både under häckningstid och under vintern, då arten utnyttjar betydligt större områden än under sommarens häckningsrevir. Storleken på häckningsreviret varierar med skogstypen, förekomsten av död ved och graden av fragmentering, men är i allmänhet i storleksordningen 25–100 hektar.</w:t>
       </w:r>
     </w:p>
     <w:p>
@@ -937,7 +977,7 @@
     <w:r>
       <w:tab/>
       <w:tab/>
-      <w:t>2025-04-09</w:t>
+      <w:t>2025-04-10</w:t>
       <w:br/>
       <w:br/>
     </w:r>

--- a/klagomål/A 11754-2024 FSC-klagomål.docx
+++ b/klagomål/A 11754-2024 FSC-klagomål.docx
@@ -977,7 +977,7 @@
     <w:r>
       <w:tab/>
       <w:tab/>
-      <w:t>2025-04-10</w:t>
+      <w:t>2025-04-11</w:t>
       <w:br/>
       <w:br/>
     </w:r>

--- a/klagomål/A 11754-2024 FSC-klagomål.docx
+++ b/klagomål/A 11754-2024 FSC-klagomål.docx
@@ -977,7 +977,7 @@
     <w:r>
       <w:tab/>
       <w:tab/>
-      <w:t>2025-04-11</w:t>
+      <w:t>2025-04-12</w:t>
       <w:br/>
       <w:br/>
     </w:r>

--- a/klagomål/A 11754-2024 FSC-klagomål.docx
+++ b/klagomål/A 11754-2024 FSC-klagomål.docx
@@ -977,7 +977,7 @@
     <w:r>
       <w:tab/>
       <w:tab/>
-      <w:t>2025-04-12</w:t>
+      <w:t>2025-04-13</w:t>
       <w:br/>
       <w:br/>
     </w:r>

--- a/klagomål/A 11754-2024 FSC-klagomål.docx
+++ b/klagomål/A 11754-2024 FSC-klagomål.docx
@@ -332,7 +332,7 @@
         <w:t>Tretåig hackspett (NT, §4)</w:t>
       </w:r>
       <w:r>
-        <w:t xml:space="preserve"> är rödlistad som nära hotad och ingår i bilaga 1 i EU:s fågeldirektiv. Tretåig hackspett är för sin överlevnad beroende av kontinuerlig tillförsel av äldre döende och död ved, som sker genom naturliga självgallringsprocesser i äldre grannaturskogar och barrblandade naturskogar. Om en skog genom skogsbruk gallras eller glesas ur så upphör och uteblir i stort sett den naturliga självgallringsprocessen för mycket lång tid framöver vilket omöjliggör upprätthållandet av den kontinuerliga ekologiska funktionen i ett område. Det finns studier som visar att naturskogens självgallringsprocess som den tretåiga hackspetten är beroende av, inte kan ersättas med efterlämnad hänsyn i skogsbruket (Imbeau &amp; Desrochers, 2002). Storleken på häckningsreviret varierar med skogstypen, förekomsten av död ved och graden av fragmentering, men är i allmänhet i storleksordningen 25–100 hektar. Vintertid krävs ofta betydligt större områden och det finns studier som antyder att arten behöver minst 100 hektar äldre skog. I områden med låg bonitet kan det behövas över 200 hektar lämpligt habitat för att ett par ska kunna reproducera sig (Skogsstyrelsen, 2016).</w:t>
+        <w:t xml:space="preserve"> är rödlistad som nära hotad och ingår i bilaga 1 i EU:s fågeldirektiv. Tretåig hackspett är för sin överlevnad beroende av kontinuerlig tillförsel av äldre döende och död ved, som sker genom naturliga självgallringsprocesser i äldre grannaturskogar och barrblandade naturskogar. Om en skog genom skogsbruk gallras eller glesas ur så upphör och uteblir i stort sett den naturliga självgallringsprocessen för mycket lång tid framöver vilket omöjliggör upprätthållandet av den kontinuerliga ekologiska funktionen i ett område. Det finns studier som visar att naturskogens självgallringsprocess som den tretåiga hackspetten är beroende av, inte kan ersättas med efterlämnad hänsyn i skogsbruket (Imbeau &amp; Desrochers, 2002). Storleken på häckningsreviret varierar med skogstypen, förekomsten av död ved och graden av fragmentering, men är i allmänhet i storleksordningen 25–100 hektar. Vintertid krävs ofta betydligt större områden och det finns studier som antyder att arten behöver minst 100 hektar äldre skog. I områden med låg bonitet kan det behövas över 200 hektar lämpligt habitat för att ett par ska kunna reproducera sig. Områden med dokumenterad permanent förekomst i naturskogsmiljöer har vanligen så stora naturvärden att skogsbruk är olämpligt (Skogsstyrelsen, 2016).</w:t>
       </w:r>
     </w:p>
     <w:p>
@@ -977,7 +977,7 @@
     <w:r>
       <w:tab/>
       <w:tab/>
-      <w:t>2025-04-13</w:t>
+      <w:t>2025-04-14</w:t>
       <w:br/>
       <w:br/>
     </w:r>

--- a/klagomål/A 11754-2024 FSC-klagomål.docx
+++ b/klagomål/A 11754-2024 FSC-klagomål.docx
@@ -977,7 +977,7 @@
     <w:r>
       <w:tab/>
       <w:tab/>
-      <w:t>2025-04-14</w:t>
+      <w:t>2025-04-15</w:t>
       <w:br/>
       <w:br/>
     </w:r>

--- a/klagomål/A 11754-2024 FSC-klagomål.docx
+++ b/klagomål/A 11754-2024 FSC-klagomål.docx
@@ -977,7 +977,7 @@
     <w:r>
       <w:tab/>
       <w:tab/>
-      <w:t>2025-04-15</w:t>
+      <w:t>2025-04-16</w:t>
       <w:br/>
       <w:br/>
     </w:r>

--- a/klagomål/A 11754-2024 FSC-klagomål.docx
+++ b/klagomål/A 11754-2024 FSC-klagomål.docx
@@ -977,7 +977,7 @@
     <w:r>
       <w:tab/>
       <w:tab/>
-      <w:t>2025-04-16</w:t>
+      <w:t>2025-04-17</w:t>
       <w:br/>
       <w:br/>
     </w:r>

--- a/klagomål/A 11754-2024 FSC-klagomål.docx
+++ b/klagomål/A 11754-2024 FSC-klagomål.docx
@@ -977,7 +977,7 @@
     <w:r>
       <w:tab/>
       <w:tab/>
-      <w:t>2025-04-17</w:t>
+      <w:t>2025-04-18</w:t>
       <w:br/>
       <w:br/>
     </w:r>

--- a/klagomål/A 11754-2024 FSC-klagomål.docx
+++ b/klagomål/A 11754-2024 FSC-klagomål.docx
@@ -977,7 +977,7 @@
     <w:r>
       <w:tab/>
       <w:tab/>
-      <w:t>2025-04-18</w:t>
+      <w:t>2025-04-19</w:t>
       <w:br/>
       <w:br/>
     </w:r>

--- a/klagomål/A 11754-2024 FSC-klagomål.docx
+++ b/klagomål/A 11754-2024 FSC-klagomål.docx
@@ -977,7 +977,7 @@
     <w:r>
       <w:tab/>
       <w:tab/>
-      <w:t>2025-05-03</w:t>
+      <w:t>2025-05-04</w:t>
       <w:br/>
       <w:br/>
     </w:r>

--- a/klagomål/A 11754-2024 FSC-klagomål.docx
+++ b/klagomål/A 11754-2024 FSC-klagomål.docx
@@ -977,7 +977,7 @@
     <w:r>
       <w:tab/>
       <w:tab/>
-      <w:t>2025-05-04</w:t>
+      <w:t>2025-05-06</w:t>
       <w:br/>
       <w:br/>
     </w:r>

--- a/klagomål/A 11754-2024 FSC-klagomål.docx
+++ b/klagomål/A 11754-2024 FSC-klagomål.docx
@@ -977,7 +977,7 @@
     <w:r>
       <w:tab/>
       <w:tab/>
-      <w:t>2025-05-06</w:t>
+      <w:t>2025-05-07</w:t>
       <w:br/>
       <w:br/>
     </w:r>

--- a/klagomål/A 11754-2024 FSC-klagomål.docx
+++ b/klagomål/A 11754-2024 FSC-klagomål.docx
@@ -977,7 +977,7 @@
     <w:r>
       <w:tab/>
       <w:tab/>
-      <w:t>2025-05-07</w:t>
+      <w:t>2025-05-08</w:t>
       <w:br/>
       <w:br/>
     </w:r>

--- a/klagomål/A 11754-2024 FSC-klagomål.docx
+++ b/klagomål/A 11754-2024 FSC-klagomål.docx
@@ -977,7 +977,7 @@
     <w:r>
       <w:tab/>
       <w:tab/>
-      <w:t>2025-05-08</w:t>
+      <w:t>2025-05-09</w:t>
       <w:br/>
       <w:br/>
     </w:r>

--- a/klagomål/A 11754-2024 FSC-klagomål.docx
+++ b/klagomål/A 11754-2024 FSC-klagomål.docx
@@ -977,7 +977,7 @@
     <w:r>
       <w:tab/>
       <w:tab/>
-      <w:t>2025-05-09</w:t>
+      <w:t>2025-05-10</w:t>
       <w:br/>
       <w:br/>
     </w:r>

--- a/klagomål/A 11754-2024 FSC-klagomål.docx
+++ b/klagomål/A 11754-2024 FSC-klagomål.docx
@@ -977,7 +977,7 @@
     <w:r>
       <w:tab/>
       <w:tab/>
-      <w:t>2025-05-10</w:t>
+      <w:t>2025-05-11</w:t>
       <w:br/>
       <w:br/>
     </w:r>

--- a/klagomål/A 11754-2024 FSC-klagomål.docx
+++ b/klagomål/A 11754-2024 FSC-klagomål.docx
@@ -977,7 +977,7 @@
     <w:r>
       <w:tab/>
       <w:tab/>
-      <w:t>2025-05-11</w:t>
+      <w:t>2025-05-12</w:t>
       <w:br/>
       <w:br/>
     </w:r>

--- a/klagomål/A 11754-2024 FSC-klagomål.docx
+++ b/klagomål/A 11754-2024 FSC-klagomål.docx
@@ -977,7 +977,7 @@
     <w:r>
       <w:tab/>
       <w:tab/>
-      <w:t>2025-05-12</w:t>
+      <w:t>2025-05-13</w:t>
       <w:br/>
       <w:br/>
     </w:r>

--- a/klagomål/A 11754-2024 FSC-klagomål.docx
+++ b/klagomål/A 11754-2024 FSC-klagomål.docx
@@ -977,7 +977,7 @@
     <w:r>
       <w:tab/>
       <w:tab/>
-      <w:t>2025-05-13</w:t>
+      <w:t>2025-05-14</w:t>
       <w:br/>
       <w:br/>
     </w:r>

--- a/klagomål/A 11754-2024 FSC-klagomål.docx
+++ b/klagomål/A 11754-2024 FSC-klagomål.docx
@@ -977,7 +977,7 @@
     <w:r>
       <w:tab/>
       <w:tab/>
-      <w:t>2025-05-14</w:t>
+      <w:t>2025-05-15</w:t>
       <w:br/>
       <w:br/>
     </w:r>

--- a/klagomål/A 11754-2024 FSC-klagomål.docx
+++ b/klagomål/A 11754-2024 FSC-klagomål.docx
@@ -977,7 +977,7 @@
     <w:r>
       <w:tab/>
       <w:tab/>
-      <w:t>2025-05-15</w:t>
+      <w:t>2025-05-16</w:t>
       <w:br/>
       <w:br/>
     </w:r>

--- a/klagomål/A 11754-2024 FSC-klagomål.docx
+++ b/klagomål/A 11754-2024 FSC-klagomål.docx
@@ -977,7 +977,7 @@
     <w:r>
       <w:tab/>
       <w:tab/>
-      <w:t>2025-05-16</w:t>
+      <w:t>2025-05-17</w:t>
       <w:br/>
       <w:br/>
     </w:r>

--- a/klagomål/A 11754-2024 FSC-klagomål.docx
+++ b/klagomål/A 11754-2024 FSC-klagomål.docx
@@ -977,7 +977,7 @@
     <w:r>
       <w:tab/>
       <w:tab/>
-      <w:t>2025-05-17</w:t>
+      <w:t>2025-05-18</w:t>
       <w:br/>
       <w:br/>
     </w:r>

--- a/klagomål/A 11754-2024 FSC-klagomål.docx
+++ b/klagomål/A 11754-2024 FSC-klagomål.docx
@@ -977,7 +977,7 @@
     <w:r>
       <w:tab/>
       <w:tab/>
-      <w:t>2025-05-18</w:t>
+      <w:t>2025-05-19</w:t>
       <w:br/>
       <w:br/>
     </w:r>

--- a/klagomål/A 11754-2024 FSC-klagomål.docx
+++ b/klagomål/A 11754-2024 FSC-klagomål.docx
@@ -977,7 +977,7 @@
     <w:r>
       <w:tab/>
       <w:tab/>
-      <w:t>2025-05-19</w:t>
+      <w:t>2025-05-20</w:t>
       <w:br/>
       <w:br/>
     </w:r>

--- a/klagomål/A 11754-2024 FSC-klagomål.docx
+++ b/klagomål/A 11754-2024 FSC-klagomål.docx
@@ -977,7 +977,7 @@
     <w:r>
       <w:tab/>
       <w:tab/>
-      <w:t>2025-05-20</w:t>
+      <w:t>2025-05-21</w:t>
       <w:br/>
       <w:br/>
     </w:r>

--- a/klagomål/A 11754-2024 FSC-klagomål.docx
+++ b/klagomål/A 11754-2024 FSC-klagomål.docx
@@ -977,7 +977,7 @@
     <w:r>
       <w:tab/>
       <w:tab/>
-      <w:t>2025-05-21</w:t>
+      <w:t>2025-05-22</w:t>
       <w:br/>
       <w:br/>
     </w:r>

--- a/klagomål/A 11754-2024 FSC-klagomål.docx
+++ b/klagomål/A 11754-2024 FSC-klagomål.docx
@@ -977,7 +977,7 @@
     <w:r>
       <w:tab/>
       <w:tab/>
-      <w:t>2025-05-22</w:t>
+      <w:t>2025-05-23</w:t>
       <w:br/>
       <w:br/>
     </w:r>

--- a/klagomål/A 11754-2024 FSC-klagomål.docx
+++ b/klagomål/A 11754-2024 FSC-klagomål.docx
@@ -977,7 +977,7 @@
     <w:r>
       <w:tab/>
       <w:tab/>
-      <w:t>2025-05-23</w:t>
+      <w:t>2025-05-24</w:t>
       <w:br/>
       <w:br/>
     </w:r>

--- a/klagomål/A 11754-2024 FSC-klagomål.docx
+++ b/klagomål/A 11754-2024 FSC-klagomål.docx
@@ -977,7 +977,7 @@
     <w:r>
       <w:tab/>
       <w:tab/>
-      <w:t>2025-05-24</w:t>
+      <w:t>2025-05-25</w:t>
       <w:br/>
       <w:br/>
     </w:r>

--- a/klagomål/A 11754-2024 FSC-klagomål.docx
+++ b/klagomål/A 11754-2024 FSC-klagomål.docx
@@ -977,7 +977,7 @@
     <w:r>
       <w:tab/>
       <w:tab/>
-      <w:t>2025-05-25</w:t>
+      <w:t>2025-05-26</w:t>
       <w:br/>
       <w:br/>
     </w:r>

--- a/klagomål/A 11754-2024 FSC-klagomål.docx
+++ b/klagomål/A 11754-2024 FSC-klagomål.docx
@@ -977,7 +977,7 @@
     <w:r>
       <w:tab/>
       <w:tab/>
-      <w:t>2025-05-26</w:t>
+      <w:t>2025-05-27</w:t>
       <w:br/>
       <w:br/>
     </w:r>

--- a/klagomål/A 11754-2024 FSC-klagomål.docx
+++ b/klagomål/A 11754-2024 FSC-klagomål.docx
@@ -977,7 +977,7 @@
     <w:r>
       <w:tab/>
       <w:tab/>
-      <w:t>2025-05-27</w:t>
+      <w:t>2025-05-30</w:t>
       <w:br/>
       <w:br/>
     </w:r>

--- a/klagomål/A 11754-2024 FSC-klagomål.docx
+++ b/klagomål/A 11754-2024 FSC-klagomål.docx
@@ -977,7 +977,7 @@
     <w:r>
       <w:tab/>
       <w:tab/>
-      <w:t>2025-05-30</w:t>
+      <w:t>2025-06-01</w:t>
       <w:br/>
       <w:br/>
     </w:r>

--- a/klagomål/A 11754-2024 FSC-klagomål.docx
+++ b/klagomål/A 11754-2024 FSC-klagomål.docx
@@ -977,7 +977,7 @@
     <w:r>
       <w:tab/>
       <w:tab/>
-      <w:t>2025-06-01</w:t>
+      <w:t>2025-06-02</w:t>
       <w:br/>
       <w:br/>
     </w:r>

--- a/klagomål/A 11754-2024 FSC-klagomål.docx
+++ b/klagomål/A 11754-2024 FSC-klagomål.docx
@@ -977,7 +977,7 @@
     <w:r>
       <w:tab/>
       <w:tab/>
-      <w:t>2025-06-02</w:t>
+      <w:t>2025-06-03</w:t>
       <w:br/>
       <w:br/>
     </w:r>

--- a/klagomål/A 11754-2024 FSC-klagomål.docx
+++ b/klagomål/A 11754-2024 FSC-klagomål.docx
@@ -977,7 +977,7 @@
     <w:r>
       <w:tab/>
       <w:tab/>
-      <w:t>2025-06-03</w:t>
+      <w:t>2025-06-04</w:t>
       <w:br/>
       <w:br/>
     </w:r>

--- a/klagomål/A 11754-2024 FSC-klagomål.docx
+++ b/klagomål/A 11754-2024 FSC-klagomål.docx
@@ -977,7 +977,7 @@
     <w:r>
       <w:tab/>
       <w:tab/>
-      <w:t>2025-06-04</w:t>
+      <w:t>2025-06-05</w:t>
       <w:br/>
       <w:br/>
     </w:r>

--- a/klagomål/A 11754-2024 FSC-klagomål.docx
+++ b/klagomål/A 11754-2024 FSC-klagomål.docx
@@ -977,7 +977,7 @@
     <w:r>
       <w:tab/>
       <w:tab/>
-      <w:t>2025-06-13</w:t>
+      <w:t>2025-06-15</w:t>
       <w:br/>
       <w:br/>
     </w:r>

--- a/klagomål/A 11754-2024 FSC-klagomål.docx
+++ b/klagomål/A 11754-2024 FSC-klagomål.docx
@@ -977,7 +977,7 @@
     <w:r>
       <w:tab/>
       <w:tab/>
-      <w:t>2025-06-15</w:t>
+      <w:t>2025-06-16</w:t>
       <w:br/>
       <w:br/>
     </w:r>

--- a/klagomål/A 11754-2024 FSC-klagomål.docx
+++ b/klagomål/A 11754-2024 FSC-klagomål.docx
@@ -977,7 +977,7 @@
     <w:r>
       <w:tab/>
       <w:tab/>
-      <w:t>2025-06-16</w:t>
+      <w:t>2025-06-17</w:t>
       <w:br/>
       <w:br/>
     </w:r>

--- a/klagomål/A 11754-2024 FSC-klagomål.docx
+++ b/klagomål/A 11754-2024 FSC-klagomål.docx
@@ -977,7 +977,7 @@
     <w:r>
       <w:tab/>
       <w:tab/>
-      <w:t>2025-06-17</w:t>
+      <w:t>2025-06-18</w:t>
       <w:br/>
       <w:br/>
     </w:r>

--- a/klagomål/A 11754-2024 FSC-klagomål.docx
+++ b/klagomål/A 11754-2024 FSC-klagomål.docx
@@ -977,7 +977,7 @@
     <w:r>
       <w:tab/>
       <w:tab/>
-      <w:t>2025-06-18</w:t>
+      <w:t>2025-06-19</w:t>
       <w:br/>
       <w:br/>
     </w:r>

--- a/klagomål/A 11754-2024 FSC-klagomål.docx
+++ b/klagomål/A 11754-2024 FSC-klagomål.docx
@@ -977,7 +977,7 @@
     <w:r>
       <w:tab/>
       <w:tab/>
-      <w:t>2025-06-19</w:t>
+      <w:t>2025-06-20</w:t>
       <w:br/>
       <w:br/>
     </w:r>

--- a/klagomål/A 11754-2024 FSC-klagomål.docx
+++ b/klagomål/A 11754-2024 FSC-klagomål.docx
@@ -977,7 +977,7 @@
     <w:r>
       <w:tab/>
       <w:tab/>
-      <w:t>2025-06-20</w:t>
+      <w:t>2025-06-21</w:t>
       <w:br/>
       <w:br/>
     </w:r>

--- a/klagomål/A 11754-2024 FSC-klagomål.docx
+++ b/klagomål/A 11754-2024 FSC-klagomål.docx
@@ -977,7 +977,7 @@
     <w:r>
       <w:tab/>
       <w:tab/>
-      <w:t>2025-06-21</w:t>
+      <w:t>2025-06-22</w:t>
       <w:br/>
       <w:br/>
     </w:r>

--- a/klagomål/A 11754-2024 FSC-klagomål.docx
+++ b/klagomål/A 11754-2024 FSC-klagomål.docx
@@ -977,7 +977,7 @@
     <w:r>
       <w:tab/>
       <w:tab/>
-      <w:t>2025-06-22</w:t>
+      <w:t>2025-06-23</w:t>
       <w:br/>
       <w:br/>
     </w:r>

--- a/klagomål/A 11754-2024 FSC-klagomål.docx
+++ b/klagomål/A 11754-2024 FSC-klagomål.docx
@@ -977,7 +977,7 @@
     <w:r>
       <w:tab/>
       <w:tab/>
-      <w:t>2025-06-23</w:t>
+      <w:t>2025-06-24</w:t>
       <w:br/>
       <w:br/>
     </w:r>

--- a/klagomål/A 11754-2024 FSC-klagomål.docx
+++ b/klagomål/A 11754-2024 FSC-klagomål.docx
@@ -977,7 +977,7 @@
     <w:r>
       <w:tab/>
       <w:tab/>
-      <w:t>2025-06-24</w:t>
+      <w:t>2025-06-25</w:t>
       <w:br/>
       <w:br/>
     </w:r>

--- a/klagomål/A 11754-2024 FSC-klagomål.docx
+++ b/klagomål/A 11754-2024 FSC-klagomål.docx
@@ -977,7 +977,7 @@
     <w:r>
       <w:tab/>
       <w:tab/>
-      <w:t>2025-06-25</w:t>
+      <w:t>2025-06-26</w:t>
       <w:br/>
       <w:br/>
     </w:r>

--- a/klagomål/A 11754-2024 FSC-klagomål.docx
+++ b/klagomål/A 11754-2024 FSC-klagomål.docx
@@ -977,7 +977,7 @@
     <w:r>
       <w:tab/>
       <w:tab/>
-      <w:t>2025-06-26</w:t>
+      <w:t>2025-06-27</w:t>
       <w:br/>
       <w:br/>
     </w:r>

--- a/klagomål/A 11754-2024 FSC-klagomål.docx
+++ b/klagomål/A 11754-2024 FSC-klagomål.docx
@@ -977,7 +977,7 @@
     <w:r>
       <w:tab/>
       <w:tab/>
-      <w:t>2025-06-27</w:t>
+      <w:t>2025-06-28</w:t>
       <w:br/>
       <w:br/>
     </w:r>

--- a/klagomål/A 11754-2024 FSC-klagomål.docx
+++ b/klagomål/A 11754-2024 FSC-klagomål.docx
@@ -977,7 +977,7 @@
     <w:r>
       <w:tab/>
       <w:tab/>
-      <w:t>2025-06-28</w:t>
+      <w:t>2025-06-29</w:t>
       <w:br/>
       <w:br/>
     </w:r>

--- a/klagomål/A 11754-2024 FSC-klagomål.docx
+++ b/klagomål/A 11754-2024 FSC-klagomål.docx
@@ -977,7 +977,7 @@
     <w:r>
       <w:tab/>
       <w:tab/>
-      <w:t>2025-06-29</w:t>
+      <w:t>2025-06-30</w:t>
       <w:br/>
       <w:br/>
     </w:r>

--- a/klagomål/A 11754-2024 FSC-klagomål.docx
+++ b/klagomål/A 11754-2024 FSC-klagomål.docx
@@ -977,7 +977,7 @@
     <w:r>
       <w:tab/>
       <w:tab/>
-      <w:t>2025-06-30</w:t>
+      <w:t>2025-07-01</w:t>
       <w:br/>
       <w:br/>
     </w:r>

--- a/klagomål/A 11754-2024 FSC-klagomål.docx
+++ b/klagomål/A 11754-2024 FSC-klagomål.docx
@@ -977,7 +977,7 @@
     <w:r>
       <w:tab/>
       <w:tab/>
-      <w:t>2025-07-01</w:t>
+      <w:t>2025-07-02</w:t>
       <w:br/>
       <w:br/>
     </w:r>

--- a/klagomål/A 11754-2024 FSC-klagomål.docx
+++ b/klagomål/A 11754-2024 FSC-klagomål.docx
@@ -977,7 +977,7 @@
     <w:r>
       <w:tab/>
       <w:tab/>
-      <w:t>2025-07-02</w:t>
+      <w:t>2025-07-03</w:t>
       <w:br/>
       <w:br/>
     </w:r>

--- a/klagomål/A 11754-2024 FSC-klagomål.docx
+++ b/klagomål/A 11754-2024 FSC-klagomål.docx
@@ -977,7 +977,7 @@
     <w:r>
       <w:tab/>
       <w:tab/>
-      <w:t>2025-07-03</w:t>
+      <w:t>2025-07-04</w:t>
       <w:br/>
       <w:br/>
     </w:r>

--- a/klagomål/A 11754-2024 FSC-klagomål.docx
+++ b/klagomål/A 11754-2024 FSC-klagomål.docx
@@ -977,7 +977,7 @@
     <w:r>
       <w:tab/>
       <w:tab/>
-      <w:t>2025-07-04</w:t>
+      <w:t>2025-07-05</w:t>
       <w:br/>
       <w:br/>
     </w:r>

--- a/klagomål/A 11754-2024 FSC-klagomål.docx
+++ b/klagomål/A 11754-2024 FSC-klagomål.docx
@@ -977,7 +977,7 @@
     <w:r>
       <w:tab/>
       <w:tab/>
-      <w:t>2025-07-05</w:t>
+      <w:t>2025-07-06</w:t>
       <w:br/>
       <w:br/>
     </w:r>

--- a/klagomål/A 11754-2024 FSC-klagomål.docx
+++ b/klagomål/A 11754-2024 FSC-klagomål.docx
@@ -977,7 +977,7 @@
     <w:r>
       <w:tab/>
       <w:tab/>
-      <w:t>2025-07-06</w:t>
+      <w:t>2025-07-07</w:t>
       <w:br/>
       <w:br/>
     </w:r>

--- a/klagomål/A 11754-2024 FSC-klagomål.docx
+++ b/klagomål/A 11754-2024 FSC-klagomål.docx
@@ -977,7 +977,7 @@
     <w:r>
       <w:tab/>
       <w:tab/>
-      <w:t>2025-07-07</w:t>
+      <w:t>2025-07-08</w:t>
       <w:br/>
       <w:br/>
     </w:r>

--- a/klagomål/A 11754-2024 FSC-klagomål.docx
+++ b/klagomål/A 11754-2024 FSC-klagomål.docx
@@ -977,7 +977,7 @@
     <w:r>
       <w:tab/>
       <w:tab/>
-      <w:t>2025-07-08</w:t>
+      <w:t>2025-07-09</w:t>
       <w:br/>
       <w:br/>
     </w:r>

--- a/klagomål/A 11754-2024 FSC-klagomål.docx
+++ b/klagomål/A 11754-2024 FSC-klagomål.docx
@@ -977,7 +977,7 @@
     <w:r>
       <w:tab/>
       <w:tab/>
-      <w:t>2025-07-09</w:t>
+      <w:t>2025-07-11</w:t>
       <w:br/>
       <w:br/>
     </w:r>

--- a/klagomål/A 11754-2024 FSC-klagomål.docx
+++ b/klagomål/A 11754-2024 FSC-klagomål.docx
@@ -977,7 +977,7 @@
     <w:r>
       <w:tab/>
       <w:tab/>
-      <w:t>2025-07-11</w:t>
+      <w:t>2025-07-12</w:t>
       <w:br/>
       <w:br/>
     </w:r>

--- a/klagomål/A 11754-2024 FSC-klagomål.docx
+++ b/klagomål/A 11754-2024 FSC-klagomål.docx
@@ -977,7 +977,7 @@
     <w:r>
       <w:tab/>
       <w:tab/>
-      <w:t>2025-08-06</w:t>
+      <w:t>2025-08-09</w:t>
       <w:br/>
       <w:br/>
     </w:r>
